--- a/deliverables/Karachi_AirWatch_Final_Project_Report.docx
+++ b/deliverables/Karachi_AirWatch_Final_Project_Report.docx
@@ -1122,7 +1122,7 @@
     <w:p/>
     <w:p>
       <w:r>
-        <w:t xml:space="preserve">Technical explanation:</w:t>
+        <w:t xml:space="preserve"/>
       </w:r>
     </w:p>
     <w:p/>
@@ -1134,7 +1134,7 @@
         </w:pBdr>
       </w:pPr>
       <w:r>
-        <w:t xml:space="preserve">OpenWeather gives a 1-5 AQI category, but my model needs a continuous numerical AQI target. So I derive a US-style AQI from PM2.5 concentration using breakpoint interpolation, while still keeping OpenWeather pollutant values as input features.</w:t>
+        <w:t xml:space="preserve">OpenWeather's 1-5 AQI category is retained as contextual information, while the continuous PM2.5-derived AQI is used as the regression target for model training and forecasting.</w:t>
       </w:r>
     </w:p>
     <w:p/>
@@ -1654,7 +1654,7 @@
     <w:p/>
     <w:p>
       <w:r>
-        <w:t xml:space="preserve">Why these are useful:</w:t>
+        <w:t xml:space="preserve"/>
       </w:r>
     </w:p>
     <w:p/>
@@ -1666,7 +1666,7 @@
         </w:pBdr>
       </w:pPr>
       <w:r>
-        <w:t xml:space="preserve">AQI is a time-series problem. Recent AQI values, previous-day behavior, rolling averages, and pollutant trends help the model understand short-term and daily air-quality patterns.</w:t>
+        <w:t xml:space="preserve">These features are used because AQI is a time-series problem. Recent AQI values, previous-day behavior, rolling averages, and pollutant trends help the model learn short-term and daily air-quality patterns.</w:t>
       </w:r>
     </w:p>
     <w:p/>
@@ -2230,7 +2230,7 @@
     <w:p/>
     <w:p>
       <w:r>
-        <w:t xml:space="preserve">Important point:</w:t>
+        <w:t xml:space="preserve"/>
       </w:r>
     </w:p>
     <w:p/>
@@ -2242,7 +2242,7 @@
         </w:pBdr>
       </w:pPr>
       <w:r>
-        <w:t xml:space="preserve">The hourly pipeline does not retrain the model. It updates the feature store only.</w:t>
+        <w:t xml:space="preserve">The hourly pipeline does not retrain the model. It updates the feature store so the dashboard can use the latest available observations.</w:t>
       </w:r>
     </w:p>
     <w:p/>
@@ -2338,7 +2338,7 @@
     <w:p/>
     <w:p>
       <w:r>
-        <w:t xml:space="preserve">Important point:</w:t>
+        <w:t xml:space="preserve"/>
       </w:r>
     </w:p>
     <w:p/>
@@ -2350,7 +2350,7 @@
         </w:pBdr>
       </w:pPr>
       <w:r>
-        <w:t xml:space="preserve">Daily retraining does not guarantee daily metric changes because one new day is very small compared with the two-year historical dataset.</w:t>
+        <w:t xml:space="preserve">Daily retraining does not guarantee visible metric changes because one new day is very small compared with the two-year historical dataset.</w:t>
       </w:r>
     </w:p>
     <w:p/>
@@ -2702,7 +2702,7 @@
     <w:p/>
     <w:p>
       <w:r>
-        <w:t xml:space="preserve">Why chronological split:</w:t>
+        <w:t xml:space="preserve"/>
       </w:r>
     </w:p>
     <w:p/>
@@ -2714,7 +2714,7 @@
         </w:pBdr>
       </w:pPr>
       <w:r>
-        <w:t xml:space="preserve">In real forecasting, the model predicts the future using the past. A chronological split better simulates real-world forecasting than random train/test splitting.</w:t>
+        <w:t xml:space="preserve">Chronological splitting is used because real forecasting predicts future values from past observations. This better simulates deployment behavior than random train/test splitting.</w:t>
       </w:r>
     </w:p>
     <w:p/>
@@ -3476,7 +3476,7 @@
     <w:p/>
     <w:p>
       <w:r>
-        <w:t xml:space="preserve">Technical explanation:</w:t>
+        <w:t xml:space="preserve"/>
       </w:r>
     </w:p>
     <w:p/>
@@ -3488,7 +3488,7 @@
         </w:pBdr>
       </w:pPr>
       <w:r>
-        <w:t xml:space="preserve">Metrics are not hardcoded. They are calculated by the training pipeline, but because the dataset is large and the train/test split remains almost the same, daily retraining may not visibly change the final leaderboard.</w:t>
+        <w:t xml:space="preserve">Metrics are calculated by the training pipeline. Because the dataset is large and the train/test split remains almost the same, daily retraining may not visibly change the final leaderboard.</w:t>
       </w:r>
     </w:p>
     <w:p/>
@@ -3866,7 +3866,7 @@
     <w:p/>
     <w:p>
       <w:r>
-        <w:t xml:space="preserve">Why XGBoost appears in explainability:</w:t>
+        <w:t xml:space="preserve"/>
       </w:r>
     </w:p>
     <w:p/>
@@ -3878,7 +3878,7 @@
         </w:pBdr>
       </w:pPr>
       <w:r>
-        <w:t xml:space="preserve">XGBoost is part of the benchmark model set and is convenient for SHAP/LIME-style feature impact analysis. The production model remains Ridge Regression.</w:t>
+        <w:t xml:space="preserve">XGBoost appears in explainability outputs because it is part of the benchmark model set and is useful for feature-impact analysis. The production model remains Ridge Regression.</w:t>
       </w:r>
     </w:p>
     <w:p/>
@@ -3899,7 +3899,7 @@
     <w:p/>
     <w:p>
       <w:r>
-        <w:t xml:space="preserve">The project is deployed as a Streamlit Cloud application.</w:t>
+        <w:t xml:space="preserve">The project is deployed as a Streamlit Cloud application. Live dashboard: https://hanzalakhan-aqi.streamlit.app/</w:t>
       </w:r>
     </w:p>
     <w:p/>
@@ -4222,7 +4222,7 @@
         <w:pStyle w:val="Heading2"/>
       </w:pPr>
       <w:r>
-        <w:t xml:space="preserve">13.5 Forecast Wording Mismatch</w:t>
+        <w:t xml:space="preserve">13.5 Experimental Features Worsened Metrics</w:t>
       </w:r>
     </w:p>
     <w:p/>
@@ -4240,7 +4240,7 @@
         </w:numPr>
       </w:pPr>
       <w:r>
-        <w:t xml:space="preserve">early wording could make the system look like a 4-day forecast.</w:t>
+        <w:t xml:space="preserve">weather and stronger trend feature experiments did not improve production metrics.</w:t>
       </w:r>
     </w:p>
     <w:p/>
@@ -4258,62 +4258,6 @@
         </w:numPr>
       </w:pPr>
       <w:r>
-        <w:t xml:space="preserve">current-day prediction is labeled as a confirmation signal;</w:t>
-      </w:r>
-    </w:p>
-    <w:p>
-      <w:pPr>
-        <w:numPr>
-          <w:ilvl w:val="0"/>
-          <w:numId w:val="1"/>
-        </w:numPr>
-      </w:pPr>
-      <w:r>
-        <w:t xml:space="preserve">project forecast is consistently described as next 3 days.</w:t>
-      </w:r>
-    </w:p>
-    <w:p/>
-    <w:p>
-      <w:pPr>
-        <w:pStyle w:val="Heading2"/>
-      </w:pPr>
-      <w:r>
-        <w:t xml:space="preserve">13.6 Experimental Features Worsened Metrics</w:t>
-      </w:r>
-    </w:p>
-    <w:p/>
-    <w:p>
-      <w:r>
-        <w:t xml:space="preserve">Problem:</w:t>
-      </w:r>
-    </w:p>
-    <w:p/>
-    <w:p>
-      <w:pPr>
-        <w:numPr>
-          <w:ilvl w:val="0"/>
-          <w:numId w:val="1"/>
-        </w:numPr>
-      </w:pPr>
-      <w:r>
-        <w:t xml:space="preserve">weather and stronger trend feature experiments did not improve production metrics.</w:t>
-      </w:r>
-    </w:p>
-    <w:p/>
-    <w:p>
-      <w:r>
-        <w:t xml:space="preserve">Resolution:</w:t>
-      </w:r>
-    </w:p>
-    <w:p/>
-    <w:p>
-      <w:pPr>
-        <w:numPr>
-          <w:ilvl w:val="0"/>
-          <w:numId w:val="1"/>
-        </w:numPr>
-      </w:pPr>
-      <w:r>
         <w:t xml:space="preserve">reverted temporary experiments;</w:t>
       </w:r>
     </w:p>
@@ -4357,7 +4301,7 @@
     <w:p/>
     <w:p>
       <w:r>
-        <w:t xml:space="preserve">The final system is complete, operational, and ready for demonstration.</w:t>
+        <w:t xml:space="preserve">The final system is complete, operational, and ready for evaluation.</w:t>
       </w:r>
     </w:p>
     <w:p/>
@@ -4561,7 +4505,7 @@
     <w:p/>
     <w:p>
       <w:r>
-        <w:t xml:space="preserve">The project is strong, but it is not perfect. Important limitations:</w:t>
+        <w:t xml:space="preserve">Known limitations:</w:t>
       </w:r>
     </w:p>
     <w:p/>
@@ -4628,7 +4572,7 @@
         </w:numPr>
       </w:pPr>
       <w:r>
-        <w:t xml:space="preserve">Arbitrary date-range backfill is intentionally deferred as future work.</w:t>
+        <w:t xml:space="preserve">Arbitrary date-range backfill is outside the finalized project scope.</w:t>
       </w:r>
     </w:p>
     <w:p/>
@@ -4643,102 +4587,19 @@
         <w:pStyle w:val="Heading1"/>
       </w:pPr>
       <w:r>
-        <w:t xml:space="preserve">16. Future Work</w:t>
-      </w:r>
-    </w:p>
-    <w:p/>
-    <w:p>
-      <w:r>
-        <w:t xml:space="preserve">Possible improvements:</w:t>
-      </w:r>
-    </w:p>
-    <w:p/>
-    <w:p>
-      <w:pPr>
-        <w:numPr>
-          <w:ilvl w:val="0"/>
-          <w:numId w:val="1"/>
-        </w:numPr>
-      </w:pPr>
-      <w:r>
-        <w:t xml:space="preserve">calculate pollutant-wise AQI sub-indexes for PM2.5, PM10, O3, NO2, SO2, and CO;</w:t>
-      </w:r>
-    </w:p>
-    <w:p>
-      <w:pPr>
-        <w:numPr>
-          <w:ilvl w:val="0"/>
-          <w:numId w:val="1"/>
-        </w:numPr>
-      </w:pPr>
-      <w:r>
-        <w:t xml:space="preserve">add more independent data sources for validation;</w:t>
-      </w:r>
-    </w:p>
-    <w:p>
-      <w:pPr>
-        <w:numPr>
-          <w:ilvl w:val="0"/>
-          <w:numId w:val="1"/>
-        </w:numPr>
-      </w:pPr>
-      <w:r>
-        <w:t xml:space="preserve">add model drift monitoring;</w:t>
-      </w:r>
-    </w:p>
-    <w:p>
-      <w:pPr>
-        <w:numPr>
-          <w:ilvl w:val="0"/>
-          <w:numId w:val="1"/>
-        </w:numPr>
-      </w:pPr>
-      <w:r>
-        <w:t xml:space="preserve">add confidence intervals for forecasts;</w:t>
-      </w:r>
-    </w:p>
-    <w:p>
-      <w:pPr>
-        <w:numPr>
-          <w:ilvl w:val="0"/>
-          <w:numId w:val="1"/>
-        </w:numPr>
-      </w:pPr>
-      <w:r>
-        <w:t xml:space="preserve">improve Random Forest/XGBoost regularization through careful ablation;</w:t>
-      </w:r>
-    </w:p>
-    <w:p>
-      <w:pPr>
-        <w:numPr>
-          <w:ilvl w:val="0"/>
-          <w:numId w:val="1"/>
-        </w:numPr>
-      </w:pPr>
-      <w:r>
-        <w:t xml:space="preserve">add email/SMS health alerts;</w:t>
-      </w:r>
-    </w:p>
-    <w:p>
-      <w:pPr>
-        <w:numPr>
-          <w:ilvl w:val="0"/>
-          <w:numId w:val="1"/>
-        </w:numPr>
-      </w:pPr>
-      <w:r>
-        <w:t xml:space="preserve">add a dedicated arbitrary date-range backfill script;</w:t>
-      </w:r>
-    </w:p>
-    <w:p>
-      <w:pPr>
-        <w:numPr>
-          <w:ilvl w:val="0"/>
-          <w:numId w:val="1"/>
-        </w:numPr>
-      </w:pPr>
-      <w:r>
-        <w:t xml:space="preserve">add a model-version comparison page in the dashboard.</w:t>
+        <w:t xml:space="preserve">16. Project Summary</w:t>
+      </w:r>
+    </w:p>
+    <w:p/>
+    <w:p>
+      <w:r>
+        <w:t xml:space="preserve">Karachi AirWatch is a complete AQI forecasting system for Karachi. It uses OpenWeather air pollution data, derives continuous AQI from PM2.5, engineers time-series features, trains multiple machine learning models, selects Ridge Regression as the best stable model, stores production artifacts in MongoDB Atlas, and serves predictions through a deployed Streamlit dashboard and Flask API. GitHub Actions automates hourly feature refresh, daily model training, CI checks, and deployment verification.</w:t>
+      </w:r>
+    </w:p>
+    <w:p/>
+    <w:p>
+      <w:r>
+        <w:t xml:space="preserve">The project demonstrates not only machine learning but also practical MLOps: feature storage, model registry, automation, deployment, monitoring, explainability, and operational debugging.</w:t>
       </w:r>
     </w:p>
     <w:p/>
@@ -4753,34 +4614,7 @@
         <w:pStyle w:val="Heading1"/>
       </w:pPr>
       <w:r>
-        <w:t xml:space="preserve">17. Project Summary</w:t>
-      </w:r>
-    </w:p>
-    <w:p/>
-    <w:p>
-      <w:r>
-        <w:t xml:space="preserve">Karachi AirWatch is a complete AQI forecasting system for Karachi. It uses OpenWeather air pollution data, derives continuous AQI from PM2.5, engineers time-series features, trains multiple machine learning models, selects Ridge Regression as the best stable model, stores production artifacts in MongoDB Atlas, and serves predictions through a deployed Streamlit dashboard and Flask API. GitHub Actions automates hourly feature refresh, daily model training, CI checks, and deployment verification.</w:t>
-      </w:r>
-    </w:p>
-    <w:p/>
-    <w:p>
-      <w:r>
-        <w:t xml:space="preserve">The project demonstrates not only machine learning but also practical MLOps: feature storage, model registry, automation, deployment, monitoring, explainability, and operational debugging.</w:t>
-      </w:r>
-    </w:p>
-    <w:p/>
-    <w:p>
-      <w:pPr>
-        <w:pStyle w:val="Divider"/>
-      </w:pPr>
-    </w:p>
-    <w:p/>
-    <w:p>
-      <w:pPr>
-        <w:pStyle w:val="Heading1"/>
-      </w:pPr>
-      <w:r>
-        <w:t xml:space="preserve">18. Project Metadata</w:t>
+        <w:t xml:space="preserve">17. Project Metadata</w:t>
       </w:r>
     </w:p>
     <w:p/>
